--- a/projects/paper3/ICBES26_Paper_Template (1).docx
+++ b/projects/paper3/ICBES26_Paper_Template (1).docx
@@ -1,6 +1,6 @@
 
 <file path=word/document.xml><?xml version="1.0" encoding="utf-8"?>
-<w:document xmlns:wpc="http://schemas.microsoft.com/office/word/2010/wordprocessingCanvas" xmlns:mc="http://schemas.openxmlformats.org/markup-compatibility/2006" xmlns:o="urn:schemas-microsoft-com:office:office" xmlns:r="http://schemas.openxmlformats.org/officeDocument/2006/relationships" xmlns:m="http://schemas.openxmlformats.org/officeDocument/2006/math" xmlns:v="urn:schemas-microsoft-com:vml" xmlns:wp14="http://schemas.microsoft.com/office/word/2010/wordprocessingDrawing" xmlns:wp="http://schemas.openxmlformats.org/drawingml/2006/wordprocessingDrawing" xmlns:w10="urn:schemas-microsoft-com:office:word" xmlns:w="http://schemas.openxmlformats.org/wordprocessingml/2006/main" xmlns:w14="http://schemas.microsoft.com/office/word/2010/wordml" xmlns:w15="http://schemas.microsoft.com/office/word/2012/wordml" xmlns:wpg="http://schemas.microsoft.com/office/word/2010/wordprocessingGroup" xmlns:wpi="http://schemas.microsoft.com/office/word/2010/wordprocessingInk" xmlns:wne="http://schemas.microsoft.com/office/word/2006/wordml" xmlns:wps="http://schemas.microsoft.com/office/word/2010/wordprocessingShape" mc:Ignorable="w14 w15 wp14">
+<w:document xmlns:wpc="http://schemas.microsoft.com/office/word/2010/wordprocessingCanvas" xmlns:cx="http://schemas.microsoft.com/office/drawing/2014/chartex" xmlns:cx1="http://schemas.microsoft.com/office/drawing/2015/9/8/chartex" xmlns:cx2="http://schemas.microsoft.com/office/drawing/2015/10/21/chartex" xmlns:cx3="http://schemas.microsoft.com/office/drawing/2016/5/9/chartex" xmlns:cx4="http://schemas.microsoft.com/office/drawing/2016/5/10/chartex" xmlns:cx5="http://schemas.microsoft.com/office/drawing/2016/5/11/chartex" xmlns:cx6="http://schemas.microsoft.com/office/drawing/2016/5/12/chartex" xmlns:cx7="http://schemas.microsoft.com/office/drawing/2016/5/13/chartex" xmlns:cx8="http://schemas.microsoft.com/office/drawing/2016/5/14/chartex" xmlns:mc="http://schemas.openxmlformats.org/markup-compatibility/2006" xmlns:aink="http://schemas.microsoft.com/office/drawing/2016/ink" xmlns:am3d="http://schemas.microsoft.com/office/drawing/2017/model3d" xmlns:o="urn:schemas-microsoft-com:office:office" xmlns:oel="http://schemas.microsoft.com/office/2019/extlst" xmlns:r="http://schemas.openxmlformats.org/officeDocument/2006/relationships" xmlns:m="http://schemas.openxmlformats.org/officeDocument/2006/math" xmlns:v="urn:schemas-microsoft-com:vml" xmlns:wp14="http://schemas.microsoft.com/office/word/2010/wordprocessingDrawing" xmlns:wp="http://schemas.openxmlformats.org/drawingml/2006/wordprocessingDrawing" xmlns:w10="urn:schemas-microsoft-com:office:word" xmlns:w="http://schemas.openxmlformats.org/wordprocessingml/2006/main" xmlns:w14="http://schemas.microsoft.com/office/word/2010/wordml" xmlns:w15="http://schemas.microsoft.com/office/word/2012/wordml" xmlns:w16cex="http://schemas.microsoft.com/office/word/2018/wordml/cex" xmlns:w16cid="http://schemas.microsoft.com/office/word/2016/wordml/cid" xmlns:w16="http://schemas.microsoft.com/office/word/2018/wordml" xmlns:w16du="http://schemas.microsoft.com/office/word/2023/wordml/word16du" xmlns:w16sdtdh="http://schemas.microsoft.com/office/word/2020/wordml/sdtdatahash" xmlns:w16sdtfl="http://schemas.microsoft.com/office/word/2024/wordml/sdtformatlock" xmlns:w16se="http://schemas.microsoft.com/office/word/2015/wordml/symex" xmlns:wpg="http://schemas.microsoft.com/office/word/2010/wordprocessingGroup" xmlns:wpi="http://schemas.microsoft.com/office/word/2010/wordprocessingInk" xmlns:wne="http://schemas.microsoft.com/office/word/2006/wordml" xmlns:wps="http://schemas.microsoft.com/office/word/2010/wordprocessingShape" mc:Ignorable="w14 w15 w16se w16cid w16 w16cex w16sdtdh w16sdtfl w16du wp14">
   <w:body>
     <w:p>
       <w:pPr>
@@ -471,35 +471,7 @@
         <w:rPr>
           <w:sz w:val="20"/>
         </w:rPr>
-        <w:t xml:space="preserve">Names and affiliations must be Times New Roman. Names must be Bold and 12 </w:t>
-      </w:r>
-      <w:proofErr w:type="spellStart"/>
-      <w:r>
-        <w:rPr>
-          <w:sz w:val="20"/>
-        </w:rPr>
-        <w:t>pt</w:t>
-      </w:r>
-      <w:proofErr w:type="spellEnd"/>
-      <w:r>
-        <w:rPr>
-          <w:sz w:val="20"/>
-        </w:rPr>
-        <w:t xml:space="preserve"> while </w:t>
-      </w:r>
-      <w:proofErr w:type="gramStart"/>
-      <w:r>
-        <w:rPr>
-          <w:sz w:val="20"/>
-        </w:rPr>
-        <w:t>affiliations</w:t>
-      </w:r>
-      <w:proofErr w:type="gramEnd"/>
-      <w:r>
-        <w:rPr>
-          <w:sz w:val="20"/>
-        </w:rPr>
-        <w:t xml:space="preserve"> must be 11 pt. </w:t>
+        <w:t xml:space="preserve">Names and affiliations must be Times New Roman. Names must be Bold and 12 pt while affiliations must be 11 pt. </w:t>
       </w:r>
       <w:r>
         <w:rPr>
@@ -1043,23 +1015,7 @@
           <w:sz w:val="22"/>
           <w:szCs w:val="22"/>
         </w:rPr>
-        <w:t xml:space="preserve">One empty line (11 </w:t>
-      </w:r>
-      <w:proofErr w:type="spellStart"/>
-      <w:r>
-        <w:rPr>
-          <w:sz w:val="22"/>
-          <w:szCs w:val="22"/>
-        </w:rPr>
-        <w:t>pt</w:t>
-      </w:r>
-      <w:proofErr w:type="spellEnd"/>
-      <w:r>
-        <w:rPr>
-          <w:sz w:val="22"/>
-          <w:szCs w:val="22"/>
-        </w:rPr>
-        <w:t xml:space="preserve">) should be left between every two </w:t>
+        <w:t xml:space="preserve">One empty line (11 pt) should be left between every two </w:t>
       </w:r>
       <w:r>
         <w:rPr>
@@ -1091,23 +1047,7 @@
           <w:sz w:val="22"/>
           <w:szCs w:val="22"/>
         </w:rPr>
-        <w:t xml:space="preserve">All headings and subheadings should be bold and Arial font. Major headings must be 12 </w:t>
-      </w:r>
-      <w:proofErr w:type="spellStart"/>
-      <w:r>
-        <w:rPr>
-          <w:sz w:val="22"/>
-          <w:szCs w:val="22"/>
-        </w:rPr>
-        <w:t>pt</w:t>
-      </w:r>
-      <w:proofErr w:type="spellEnd"/>
-      <w:r>
-        <w:rPr>
-          <w:sz w:val="22"/>
-          <w:szCs w:val="22"/>
-        </w:rPr>
-        <w:t xml:space="preserve"> and subheadings should be 11 pt.</w:t>
+        <w:t>All headings and subheadings should be bold and Arial font. Major headings must be 12 pt and subheadings should be 11 pt.</w:t>
       </w:r>
       <w:r>
         <w:rPr>
@@ -1554,7 +1494,7 @@
           <w:lang w:val="en-US"/>
         </w:rPr>
         <w:drawing>
-          <wp:inline distT="0" distB="0" distL="0" distR="0">
+          <wp:inline distT="0" distB="0" distL="0" distR="0" wp14:anchorId="351A1E8E" wp14:editId="351A1E8F">
             <wp:extent cx="2736850" cy="1446530"/>
             <wp:effectExtent l="19050" t="0" r="6350" b="0"/>
             <wp:docPr id="5" name="Picture 5" descr="Capture"/>
@@ -1661,7 +1601,37 @@
           <w:sz w:val="22"/>
           <w:szCs w:val="22"/>
         </w:rPr>
-        <w:t xml:space="preserve">Figure captions and table headings should be sufficient to explain the figure or table without needing to refer to the text. Figures and tables not cited in the text should not be presented. </w:t>
+        <w:t xml:space="preserve">Figure captions </w:t>
+      </w:r>
+      <w:proofErr w:type="gramStart"/>
+      <w:r>
+        <w:rPr>
+          <w:sz w:val="22"/>
+          <w:szCs w:val="22"/>
+        </w:rPr>
+        <w:t>an</w:t>
+      </w:r>
+      <w:r>
+        <w:rPr>
+          <w:sz w:val="22"/>
+          <w:szCs w:val="22"/>
+        </w:rPr>
+        <w:tab/>
+      </w:r>
+      <w:r>
+        <w:rPr>
+          <w:sz w:val="22"/>
+          <w:szCs w:val="22"/>
+        </w:rPr>
+        <w:t>d</w:t>
+      </w:r>
+      <w:proofErr w:type="gramEnd"/>
+      <w:r>
+        <w:rPr>
+          <w:sz w:val="22"/>
+          <w:szCs w:val="22"/>
+        </w:rPr>
+        <w:t xml:space="preserve"> table headings should be sufficient to explain the figure or table without needing to refer to the text. Figures and tables not cited in the text should not be presented. </w:t>
       </w:r>
       <w:r>
         <w:rPr>
@@ -3795,23 +3765,7 @@
           <w:sz w:val="22"/>
           <w:szCs w:val="22"/>
         </w:rPr>
-        <w:t xml:space="preserve">U. V. </w:t>
-      </w:r>
-      <w:proofErr w:type="spellStart"/>
-      <w:r>
-        <w:rPr>
-          <w:sz w:val="22"/>
-          <w:szCs w:val="22"/>
-        </w:rPr>
-        <w:t>Koc</w:t>
-      </w:r>
-      <w:proofErr w:type="spellEnd"/>
-      <w:r>
-        <w:rPr>
-          <w:sz w:val="22"/>
-          <w:szCs w:val="22"/>
-        </w:rPr>
-        <w:t xml:space="preserve"> and K. R. Liu, “Discrete-cosine/sine-transform based motion estimation,” in </w:t>
+        <w:t xml:space="preserve">U. V. Koc and K. R. Liu, “Discrete-cosine/sine-transform based motion estimation,” in </w:t>
       </w:r>
       <w:r>
         <w:rPr>
@@ -3864,23 +3818,7 @@
           <w:sz w:val="22"/>
           <w:szCs w:val="22"/>
         </w:rPr>
-        <w:t xml:space="preserve">R. E. </w:t>
-      </w:r>
-      <w:proofErr w:type="spellStart"/>
-      <w:r>
-        <w:rPr>
-          <w:sz w:val="22"/>
-          <w:szCs w:val="22"/>
-        </w:rPr>
-        <w:t>Kalman</w:t>
-      </w:r>
-      <w:proofErr w:type="spellEnd"/>
-      <w:r>
-        <w:rPr>
-          <w:sz w:val="22"/>
-          <w:szCs w:val="22"/>
-        </w:rPr>
-        <w:t xml:space="preserve">, “New results in linear filtering and prediction theory,” </w:t>
+        <w:t xml:space="preserve">R. E. Kalman, “New results in linear filtering and prediction theory,” </w:t>
       </w:r>
       <w:r>
         <w:rPr>
@@ -3925,7 +3863,7 @@
           <w:sz w:val="22"/>
           <w:szCs w:val="22"/>
         </w:rPr>
-        <w:t xml:space="preserve">[7] </w:t>
+        <w:t>[7]</w:t>
       </w:r>
       <w:r>
         <w:rPr>
@@ -3939,23 +3877,7 @@
           <w:sz w:val="22"/>
           <w:szCs w:val="22"/>
         </w:rPr>
-        <w:t xml:space="preserve">K. Author. (2015, May 10). Facility Greenhouse Gas Reporting (2nd </w:t>
-      </w:r>
-      <w:proofErr w:type="gramStart"/>
-      <w:r>
-        <w:rPr>
-          <w:sz w:val="22"/>
-          <w:szCs w:val="22"/>
-        </w:rPr>
-        <w:t>ed</w:t>
-      </w:r>
-      <w:proofErr w:type="gramEnd"/>
-      <w:r>
-        <w:rPr>
-          <w:sz w:val="22"/>
-          <w:szCs w:val="22"/>
-        </w:rPr>
-        <w:t>.) [Online]. Available: http://www.ec.gc.ca/ges-ghg/default.asp?lang=En&amp;n=040E378D-1</w:t>
+        <w:t>K. Author. (2015, May 10). Facility Greenhouse Gas Reporting (2nd ed.) [Online]. Available: http://www.ec.gc.ca/ges-ghg/default.asp?lang=En&amp;n=040E378D-1</w:t>
       </w:r>
     </w:p>
     <w:p>
@@ -3997,7 +3919,7 @@
 </file>
 
 <file path=word/endnotes.xml><?xml version="1.0" encoding="utf-8"?>
-<w:endnotes xmlns:wpc="http://schemas.microsoft.com/office/word/2010/wordprocessingCanvas" xmlns:mc="http://schemas.openxmlformats.org/markup-compatibility/2006" xmlns:o="urn:schemas-microsoft-com:office:office" xmlns:r="http://schemas.openxmlformats.org/officeDocument/2006/relationships" xmlns:m="http://schemas.openxmlformats.org/officeDocument/2006/math" xmlns:v="urn:schemas-microsoft-com:vml" xmlns:wp14="http://schemas.microsoft.com/office/word/2010/wordprocessingDrawing" xmlns:wp="http://schemas.openxmlformats.org/drawingml/2006/wordprocessingDrawing" xmlns:w10="urn:schemas-microsoft-com:office:word" xmlns:w="http://schemas.openxmlformats.org/wordprocessingml/2006/main" xmlns:w14="http://schemas.microsoft.com/office/word/2010/wordml" xmlns:w15="http://schemas.microsoft.com/office/word/2012/wordml" xmlns:wpg="http://schemas.microsoft.com/office/word/2010/wordprocessingGroup" xmlns:wpi="http://schemas.microsoft.com/office/word/2010/wordprocessingInk" xmlns:wne="http://schemas.microsoft.com/office/word/2006/wordml" xmlns:wps="http://schemas.microsoft.com/office/word/2010/wordprocessingShape" mc:Ignorable="w14 w15 wp14">
+<w:endnotes xmlns:wpc="http://schemas.microsoft.com/office/word/2010/wordprocessingCanvas" xmlns:cx="http://schemas.microsoft.com/office/drawing/2014/chartex" xmlns:cx1="http://schemas.microsoft.com/office/drawing/2015/9/8/chartex" xmlns:cx2="http://schemas.microsoft.com/office/drawing/2015/10/21/chartex" xmlns:cx3="http://schemas.microsoft.com/office/drawing/2016/5/9/chartex" xmlns:cx4="http://schemas.microsoft.com/office/drawing/2016/5/10/chartex" xmlns:cx5="http://schemas.microsoft.com/office/drawing/2016/5/11/chartex" xmlns:cx6="http://schemas.microsoft.com/office/drawing/2016/5/12/chartex" xmlns:cx7="http://schemas.microsoft.com/office/drawing/2016/5/13/chartex" xmlns:cx8="http://schemas.microsoft.com/office/drawing/2016/5/14/chartex" xmlns:mc="http://schemas.openxmlformats.org/markup-compatibility/2006" xmlns:aink="http://schemas.microsoft.com/office/drawing/2016/ink" xmlns:am3d="http://schemas.microsoft.com/office/drawing/2017/model3d" xmlns:o="urn:schemas-microsoft-com:office:office" xmlns:oel="http://schemas.microsoft.com/office/2019/extlst" xmlns:r="http://schemas.openxmlformats.org/officeDocument/2006/relationships" xmlns:m="http://schemas.openxmlformats.org/officeDocument/2006/math" xmlns:v="urn:schemas-microsoft-com:vml" xmlns:wp14="http://schemas.microsoft.com/office/word/2010/wordprocessingDrawing" xmlns:wp="http://schemas.openxmlformats.org/drawingml/2006/wordprocessingDrawing" xmlns:w10="urn:schemas-microsoft-com:office:word" xmlns:w="http://schemas.openxmlformats.org/wordprocessingml/2006/main" xmlns:w14="http://schemas.microsoft.com/office/word/2010/wordml" xmlns:w15="http://schemas.microsoft.com/office/word/2012/wordml" xmlns:w16cex="http://schemas.microsoft.com/office/word/2018/wordml/cex" xmlns:w16cid="http://schemas.microsoft.com/office/word/2016/wordml/cid" xmlns:w16="http://schemas.microsoft.com/office/word/2018/wordml" xmlns:w16du="http://schemas.microsoft.com/office/word/2023/wordml/word16du" xmlns:w16sdtdh="http://schemas.microsoft.com/office/word/2020/wordml/sdtdatahash" xmlns:w16sdtfl="http://schemas.microsoft.com/office/word/2024/wordml/sdtformatlock" xmlns:w16se="http://schemas.microsoft.com/office/word/2015/wordml/symex" xmlns:wpg="http://schemas.microsoft.com/office/word/2010/wordprocessingGroup" xmlns:wpi="http://schemas.microsoft.com/office/word/2010/wordprocessingInk" xmlns:wne="http://schemas.microsoft.com/office/word/2006/wordml" xmlns:wps="http://schemas.microsoft.com/office/word/2010/wordprocessingShape" mc:Ignorable="w14 w15 w16se w16cid w16 w16cex w16sdtdh w16sdtfl w16du wp14">
   <w:endnote w:type="separator" w:id="-1">
     <w:p>
       <w:r>
@@ -4016,7 +3938,7 @@
 </file>
 
 <file path=word/footer1.xml><?xml version="1.0" encoding="utf-8"?>
-<w:ftr xmlns:wpc="http://schemas.microsoft.com/office/word/2010/wordprocessingCanvas" xmlns:mc="http://schemas.openxmlformats.org/markup-compatibility/2006" xmlns:o="urn:schemas-microsoft-com:office:office" xmlns:r="http://schemas.openxmlformats.org/officeDocument/2006/relationships" xmlns:m="http://schemas.openxmlformats.org/officeDocument/2006/math" xmlns:v="urn:schemas-microsoft-com:vml" xmlns:wp14="http://schemas.microsoft.com/office/word/2010/wordprocessingDrawing" xmlns:wp="http://schemas.openxmlformats.org/drawingml/2006/wordprocessingDrawing" xmlns:w10="urn:schemas-microsoft-com:office:word" xmlns:w="http://schemas.openxmlformats.org/wordprocessingml/2006/main" xmlns:w14="http://schemas.microsoft.com/office/word/2010/wordml" xmlns:w15="http://schemas.microsoft.com/office/word/2012/wordml" xmlns:wpg="http://schemas.microsoft.com/office/word/2010/wordprocessingGroup" xmlns:wpi="http://schemas.microsoft.com/office/word/2010/wordprocessingInk" xmlns:wne="http://schemas.microsoft.com/office/word/2006/wordml" xmlns:wps="http://schemas.microsoft.com/office/word/2010/wordprocessingShape" mc:Ignorable="w14 w15 wp14">
+<w:ftr xmlns:wpc="http://schemas.microsoft.com/office/word/2010/wordprocessingCanvas" xmlns:cx="http://schemas.microsoft.com/office/drawing/2014/chartex" xmlns:cx1="http://schemas.microsoft.com/office/drawing/2015/9/8/chartex" xmlns:cx2="http://schemas.microsoft.com/office/drawing/2015/10/21/chartex" xmlns:cx3="http://schemas.microsoft.com/office/drawing/2016/5/9/chartex" xmlns:cx4="http://schemas.microsoft.com/office/drawing/2016/5/10/chartex" xmlns:cx5="http://schemas.microsoft.com/office/drawing/2016/5/11/chartex" xmlns:cx6="http://schemas.microsoft.com/office/drawing/2016/5/12/chartex" xmlns:cx7="http://schemas.microsoft.com/office/drawing/2016/5/13/chartex" xmlns:cx8="http://schemas.microsoft.com/office/drawing/2016/5/14/chartex" xmlns:mc="http://schemas.openxmlformats.org/markup-compatibility/2006" xmlns:aink="http://schemas.microsoft.com/office/drawing/2016/ink" xmlns:am3d="http://schemas.microsoft.com/office/drawing/2017/model3d" xmlns:o="urn:schemas-microsoft-com:office:office" xmlns:oel="http://schemas.microsoft.com/office/2019/extlst" xmlns:r="http://schemas.openxmlformats.org/officeDocument/2006/relationships" xmlns:m="http://schemas.openxmlformats.org/officeDocument/2006/math" xmlns:v="urn:schemas-microsoft-com:vml" xmlns:wp14="http://schemas.microsoft.com/office/word/2010/wordprocessingDrawing" xmlns:wp="http://schemas.openxmlformats.org/drawingml/2006/wordprocessingDrawing" xmlns:w10="urn:schemas-microsoft-com:office:word" xmlns:w="http://schemas.openxmlformats.org/wordprocessingml/2006/main" xmlns:w14="http://schemas.microsoft.com/office/word/2010/wordml" xmlns:w15="http://schemas.microsoft.com/office/word/2012/wordml" xmlns:w16cex="http://schemas.microsoft.com/office/word/2018/wordml/cex" xmlns:w16cid="http://schemas.microsoft.com/office/word/2016/wordml/cid" xmlns:w16="http://schemas.microsoft.com/office/word/2018/wordml" xmlns:w16du="http://schemas.microsoft.com/office/word/2023/wordml/word16du" xmlns:w16sdtdh="http://schemas.microsoft.com/office/word/2020/wordml/sdtdatahash" xmlns:w16sdtfl="http://schemas.microsoft.com/office/word/2024/wordml/sdtformatlock" xmlns:w16se="http://schemas.microsoft.com/office/word/2015/wordml/symex" xmlns:wpg="http://schemas.microsoft.com/office/word/2010/wordprocessingGroup" xmlns:wpi="http://schemas.microsoft.com/office/word/2010/wordprocessingInk" xmlns:wne="http://schemas.microsoft.com/office/word/2006/wordml" xmlns:wps="http://schemas.microsoft.com/office/word/2010/wordprocessingShape" mc:Ignorable="w14 w15 w16se w16cid w16 w16cex w16sdtdh w16sdtfl w16du wp14">
   <w:p>
     <w:pPr>
       <w:pStyle w:val="Footer"/>
@@ -4047,7 +3969,7 @@
 </file>
 
 <file path=word/footer2.xml><?xml version="1.0" encoding="utf-8"?>
-<w:ftr xmlns:wpc="http://schemas.microsoft.com/office/word/2010/wordprocessingCanvas" xmlns:mc="http://schemas.openxmlformats.org/markup-compatibility/2006" xmlns:o="urn:schemas-microsoft-com:office:office" xmlns:r="http://schemas.openxmlformats.org/officeDocument/2006/relationships" xmlns:m="http://schemas.openxmlformats.org/officeDocument/2006/math" xmlns:v="urn:schemas-microsoft-com:vml" xmlns:wp14="http://schemas.microsoft.com/office/word/2010/wordprocessingDrawing" xmlns:wp="http://schemas.openxmlformats.org/drawingml/2006/wordprocessingDrawing" xmlns:w10="urn:schemas-microsoft-com:office:word" xmlns:w="http://schemas.openxmlformats.org/wordprocessingml/2006/main" xmlns:w14="http://schemas.microsoft.com/office/word/2010/wordml" xmlns:w15="http://schemas.microsoft.com/office/word/2012/wordml" xmlns:wpg="http://schemas.microsoft.com/office/word/2010/wordprocessingGroup" xmlns:wpi="http://schemas.microsoft.com/office/word/2010/wordprocessingInk" xmlns:wne="http://schemas.microsoft.com/office/word/2006/wordml" xmlns:wps="http://schemas.microsoft.com/office/word/2010/wordprocessingShape" mc:Ignorable="w14 w15 wp14">
+<w:ftr xmlns:wpc="http://schemas.microsoft.com/office/word/2010/wordprocessingCanvas" xmlns:cx="http://schemas.microsoft.com/office/drawing/2014/chartex" xmlns:cx1="http://schemas.microsoft.com/office/drawing/2015/9/8/chartex" xmlns:cx2="http://schemas.microsoft.com/office/drawing/2015/10/21/chartex" xmlns:cx3="http://schemas.microsoft.com/office/drawing/2016/5/9/chartex" xmlns:cx4="http://schemas.microsoft.com/office/drawing/2016/5/10/chartex" xmlns:cx5="http://schemas.microsoft.com/office/drawing/2016/5/11/chartex" xmlns:cx6="http://schemas.microsoft.com/office/drawing/2016/5/12/chartex" xmlns:cx7="http://schemas.microsoft.com/office/drawing/2016/5/13/chartex" xmlns:cx8="http://schemas.microsoft.com/office/drawing/2016/5/14/chartex" xmlns:mc="http://schemas.openxmlformats.org/markup-compatibility/2006" xmlns:aink="http://schemas.microsoft.com/office/drawing/2016/ink" xmlns:am3d="http://schemas.microsoft.com/office/drawing/2017/model3d" xmlns:o="urn:schemas-microsoft-com:office:office" xmlns:oel="http://schemas.microsoft.com/office/2019/extlst" xmlns:r="http://schemas.openxmlformats.org/officeDocument/2006/relationships" xmlns:m="http://schemas.openxmlformats.org/officeDocument/2006/math" xmlns:v="urn:schemas-microsoft-com:vml" xmlns:wp14="http://schemas.microsoft.com/office/word/2010/wordprocessingDrawing" xmlns:wp="http://schemas.openxmlformats.org/drawingml/2006/wordprocessingDrawing" xmlns:w10="urn:schemas-microsoft-com:office:word" xmlns:w="http://schemas.openxmlformats.org/wordprocessingml/2006/main" xmlns:w14="http://schemas.microsoft.com/office/word/2010/wordml" xmlns:w15="http://schemas.microsoft.com/office/word/2012/wordml" xmlns:w16cex="http://schemas.microsoft.com/office/word/2018/wordml/cex" xmlns:w16cid="http://schemas.microsoft.com/office/word/2016/wordml/cid" xmlns:w16="http://schemas.microsoft.com/office/word/2018/wordml" xmlns:w16du="http://schemas.microsoft.com/office/word/2023/wordml/word16du" xmlns:w16sdtdh="http://schemas.microsoft.com/office/word/2020/wordml/sdtdatahash" xmlns:w16sdtfl="http://schemas.microsoft.com/office/word/2024/wordml/sdtformatlock" xmlns:w16se="http://schemas.microsoft.com/office/word/2015/wordml/symex" xmlns:wpg="http://schemas.microsoft.com/office/word/2010/wordprocessingGroup" xmlns:wpi="http://schemas.microsoft.com/office/word/2010/wordprocessingInk" xmlns:wne="http://schemas.microsoft.com/office/word/2006/wordml" xmlns:wps="http://schemas.microsoft.com/office/word/2010/wordprocessingShape" mc:Ignorable="w14 w15 w16se w16cid w16 w16cex w16sdtdh w16sdtfl w16du wp14">
   <w:p>
     <w:pPr>
       <w:pStyle w:val="Footer"/>
@@ -4115,7 +4037,7 @@
 </file>
 
 <file path=word/footer3.xml><?xml version="1.0" encoding="utf-8"?>
-<w:ftr xmlns:wpc="http://schemas.microsoft.com/office/word/2010/wordprocessingCanvas" xmlns:mc="http://schemas.openxmlformats.org/markup-compatibility/2006" xmlns:o="urn:schemas-microsoft-com:office:office" xmlns:r="http://schemas.openxmlformats.org/officeDocument/2006/relationships" xmlns:m="http://schemas.openxmlformats.org/officeDocument/2006/math" xmlns:v="urn:schemas-microsoft-com:vml" xmlns:wp14="http://schemas.microsoft.com/office/word/2010/wordprocessingDrawing" xmlns:wp="http://schemas.openxmlformats.org/drawingml/2006/wordprocessingDrawing" xmlns:w10="urn:schemas-microsoft-com:office:word" xmlns:w="http://schemas.openxmlformats.org/wordprocessingml/2006/main" xmlns:w14="http://schemas.microsoft.com/office/word/2010/wordml" xmlns:w15="http://schemas.microsoft.com/office/word/2012/wordml" xmlns:wpg="http://schemas.microsoft.com/office/word/2010/wordprocessingGroup" xmlns:wpi="http://schemas.microsoft.com/office/word/2010/wordprocessingInk" xmlns:wne="http://schemas.microsoft.com/office/word/2006/wordml" xmlns:wps="http://schemas.microsoft.com/office/word/2010/wordprocessingShape" mc:Ignorable="w14 w15 wp14">
+<w:ftr xmlns:wpc="http://schemas.microsoft.com/office/word/2010/wordprocessingCanvas" xmlns:cx="http://schemas.microsoft.com/office/drawing/2014/chartex" xmlns:cx1="http://schemas.microsoft.com/office/drawing/2015/9/8/chartex" xmlns:cx2="http://schemas.microsoft.com/office/drawing/2015/10/21/chartex" xmlns:cx3="http://schemas.microsoft.com/office/drawing/2016/5/9/chartex" xmlns:cx4="http://schemas.microsoft.com/office/drawing/2016/5/10/chartex" xmlns:cx5="http://schemas.microsoft.com/office/drawing/2016/5/11/chartex" xmlns:cx6="http://schemas.microsoft.com/office/drawing/2016/5/12/chartex" xmlns:cx7="http://schemas.microsoft.com/office/drawing/2016/5/13/chartex" xmlns:cx8="http://schemas.microsoft.com/office/drawing/2016/5/14/chartex" xmlns:mc="http://schemas.openxmlformats.org/markup-compatibility/2006" xmlns:aink="http://schemas.microsoft.com/office/drawing/2016/ink" xmlns:am3d="http://schemas.microsoft.com/office/drawing/2017/model3d" xmlns:o="urn:schemas-microsoft-com:office:office" xmlns:oel="http://schemas.microsoft.com/office/2019/extlst" xmlns:r="http://schemas.openxmlformats.org/officeDocument/2006/relationships" xmlns:m="http://schemas.openxmlformats.org/officeDocument/2006/math" xmlns:v="urn:schemas-microsoft-com:vml" xmlns:wp14="http://schemas.microsoft.com/office/word/2010/wordprocessingDrawing" xmlns:wp="http://schemas.openxmlformats.org/drawingml/2006/wordprocessingDrawing" xmlns:w10="urn:schemas-microsoft-com:office:word" xmlns:w="http://schemas.openxmlformats.org/wordprocessingml/2006/main" xmlns:w14="http://schemas.microsoft.com/office/word/2010/wordml" xmlns:w15="http://schemas.microsoft.com/office/word/2012/wordml" xmlns:w16cex="http://schemas.microsoft.com/office/word/2018/wordml/cex" xmlns:w16cid="http://schemas.microsoft.com/office/word/2016/wordml/cid" xmlns:w16="http://schemas.microsoft.com/office/word/2018/wordml" xmlns:w16du="http://schemas.microsoft.com/office/word/2023/wordml/word16du" xmlns:w16sdtdh="http://schemas.microsoft.com/office/word/2020/wordml/sdtdatahash" xmlns:w16sdtfl="http://schemas.microsoft.com/office/word/2024/wordml/sdtformatlock" xmlns:w16se="http://schemas.microsoft.com/office/word/2015/wordml/symex" xmlns:wpg="http://schemas.microsoft.com/office/word/2010/wordprocessingGroup" xmlns:wpi="http://schemas.microsoft.com/office/word/2010/wordprocessingInk" xmlns:wne="http://schemas.microsoft.com/office/word/2006/wordml" xmlns:wps="http://schemas.microsoft.com/office/word/2010/wordprocessingShape" mc:Ignorable="w14 w15 w16se w16cid w16 w16cex w16sdtdh w16sdtfl w16du wp14">
   <w:p>
     <w:pPr>
       <w:pStyle w:val="Footer"/>
@@ -4195,7 +4117,7 @@
 </file>
 
 <file path=word/footnotes.xml><?xml version="1.0" encoding="utf-8"?>
-<w:footnotes xmlns:wpc="http://schemas.microsoft.com/office/word/2010/wordprocessingCanvas" xmlns:mc="http://schemas.openxmlformats.org/markup-compatibility/2006" xmlns:o="urn:schemas-microsoft-com:office:office" xmlns:r="http://schemas.openxmlformats.org/officeDocument/2006/relationships" xmlns:m="http://schemas.openxmlformats.org/officeDocument/2006/math" xmlns:v="urn:schemas-microsoft-com:vml" xmlns:wp14="http://schemas.microsoft.com/office/word/2010/wordprocessingDrawing" xmlns:wp="http://schemas.openxmlformats.org/drawingml/2006/wordprocessingDrawing" xmlns:w10="urn:schemas-microsoft-com:office:word" xmlns:w="http://schemas.openxmlformats.org/wordprocessingml/2006/main" xmlns:w14="http://schemas.microsoft.com/office/word/2010/wordml" xmlns:w15="http://schemas.microsoft.com/office/word/2012/wordml" xmlns:wpg="http://schemas.microsoft.com/office/word/2010/wordprocessingGroup" xmlns:wpi="http://schemas.microsoft.com/office/word/2010/wordprocessingInk" xmlns:wne="http://schemas.microsoft.com/office/word/2006/wordml" xmlns:wps="http://schemas.microsoft.com/office/word/2010/wordprocessingShape" mc:Ignorable="w14 w15 wp14">
+<w:footnotes xmlns:wpc="http://schemas.microsoft.com/office/word/2010/wordprocessingCanvas" xmlns:cx="http://schemas.microsoft.com/office/drawing/2014/chartex" xmlns:cx1="http://schemas.microsoft.com/office/drawing/2015/9/8/chartex" xmlns:cx2="http://schemas.microsoft.com/office/drawing/2015/10/21/chartex" xmlns:cx3="http://schemas.microsoft.com/office/drawing/2016/5/9/chartex" xmlns:cx4="http://schemas.microsoft.com/office/drawing/2016/5/10/chartex" xmlns:cx5="http://schemas.microsoft.com/office/drawing/2016/5/11/chartex" xmlns:cx6="http://schemas.microsoft.com/office/drawing/2016/5/12/chartex" xmlns:cx7="http://schemas.microsoft.com/office/drawing/2016/5/13/chartex" xmlns:cx8="http://schemas.microsoft.com/office/drawing/2016/5/14/chartex" xmlns:mc="http://schemas.openxmlformats.org/markup-compatibility/2006" xmlns:aink="http://schemas.microsoft.com/office/drawing/2016/ink" xmlns:am3d="http://schemas.microsoft.com/office/drawing/2017/model3d" xmlns:o="urn:schemas-microsoft-com:office:office" xmlns:oel="http://schemas.microsoft.com/office/2019/extlst" xmlns:r="http://schemas.openxmlformats.org/officeDocument/2006/relationships" xmlns:m="http://schemas.openxmlformats.org/officeDocument/2006/math" xmlns:v="urn:schemas-microsoft-com:vml" xmlns:wp14="http://schemas.microsoft.com/office/word/2010/wordprocessingDrawing" xmlns:wp="http://schemas.openxmlformats.org/drawingml/2006/wordprocessingDrawing" xmlns:w10="urn:schemas-microsoft-com:office:word" xmlns:w="http://schemas.openxmlformats.org/wordprocessingml/2006/main" xmlns:w14="http://schemas.microsoft.com/office/word/2010/wordml" xmlns:w15="http://schemas.microsoft.com/office/word/2012/wordml" xmlns:w16cex="http://schemas.microsoft.com/office/word/2018/wordml/cex" xmlns:w16cid="http://schemas.microsoft.com/office/word/2016/wordml/cid" xmlns:w16="http://schemas.microsoft.com/office/word/2018/wordml" xmlns:w16du="http://schemas.microsoft.com/office/word/2023/wordml/word16du" xmlns:w16sdtdh="http://schemas.microsoft.com/office/word/2020/wordml/sdtdatahash" xmlns:w16sdtfl="http://schemas.microsoft.com/office/word/2024/wordml/sdtformatlock" xmlns:w16se="http://schemas.microsoft.com/office/word/2015/wordml/symex" xmlns:wpg="http://schemas.microsoft.com/office/word/2010/wordprocessingGroup" xmlns:wpi="http://schemas.microsoft.com/office/word/2010/wordprocessingInk" xmlns:wne="http://schemas.microsoft.com/office/word/2006/wordml" xmlns:wps="http://schemas.microsoft.com/office/word/2010/wordprocessingShape" mc:Ignorable="w14 w15 w16se w16cid w16 w16cex w16sdtdh w16sdtfl w16du wp14">
   <w:footnote w:type="separator" w:id="-1">
     <w:p>
       <w:r>
@@ -4214,7 +4136,7 @@
 </file>
 
 <file path=word/header1.xml><?xml version="1.0" encoding="utf-8"?>
-<w:hdr xmlns:wpc="http://schemas.microsoft.com/office/word/2010/wordprocessingCanvas" xmlns:mc="http://schemas.openxmlformats.org/markup-compatibility/2006" xmlns:o="urn:schemas-microsoft-com:office:office" xmlns:r="http://schemas.openxmlformats.org/officeDocument/2006/relationships" xmlns:m="http://schemas.openxmlformats.org/officeDocument/2006/math" xmlns:v="urn:schemas-microsoft-com:vml" xmlns:wp14="http://schemas.microsoft.com/office/word/2010/wordprocessingDrawing" xmlns:wp="http://schemas.openxmlformats.org/drawingml/2006/wordprocessingDrawing" xmlns:w10="urn:schemas-microsoft-com:office:word" xmlns:w="http://schemas.openxmlformats.org/wordprocessingml/2006/main" xmlns:w14="http://schemas.microsoft.com/office/word/2010/wordml" xmlns:w15="http://schemas.microsoft.com/office/word/2012/wordml" xmlns:wpg="http://schemas.microsoft.com/office/word/2010/wordprocessingGroup" xmlns:wpi="http://schemas.microsoft.com/office/word/2010/wordprocessingInk" xmlns:wne="http://schemas.microsoft.com/office/word/2006/wordml" xmlns:wps="http://schemas.microsoft.com/office/word/2010/wordprocessingShape" mc:Ignorable="w14 w15 wp14">
+<w:hdr xmlns:wpc="http://schemas.microsoft.com/office/word/2010/wordprocessingCanvas" xmlns:cx="http://schemas.microsoft.com/office/drawing/2014/chartex" xmlns:cx1="http://schemas.microsoft.com/office/drawing/2015/9/8/chartex" xmlns:cx2="http://schemas.microsoft.com/office/drawing/2015/10/21/chartex" xmlns:cx3="http://schemas.microsoft.com/office/drawing/2016/5/9/chartex" xmlns:cx4="http://schemas.microsoft.com/office/drawing/2016/5/10/chartex" xmlns:cx5="http://schemas.microsoft.com/office/drawing/2016/5/11/chartex" xmlns:cx6="http://schemas.microsoft.com/office/drawing/2016/5/12/chartex" xmlns:cx7="http://schemas.microsoft.com/office/drawing/2016/5/13/chartex" xmlns:cx8="http://schemas.microsoft.com/office/drawing/2016/5/14/chartex" xmlns:mc="http://schemas.openxmlformats.org/markup-compatibility/2006" xmlns:aink="http://schemas.microsoft.com/office/drawing/2016/ink" xmlns:am3d="http://schemas.microsoft.com/office/drawing/2017/model3d" xmlns:o="urn:schemas-microsoft-com:office:office" xmlns:oel="http://schemas.microsoft.com/office/2019/extlst" xmlns:r="http://schemas.openxmlformats.org/officeDocument/2006/relationships" xmlns:m="http://schemas.openxmlformats.org/officeDocument/2006/math" xmlns:v="urn:schemas-microsoft-com:vml" xmlns:wp14="http://schemas.microsoft.com/office/word/2010/wordprocessingDrawing" xmlns:wp="http://schemas.openxmlformats.org/drawingml/2006/wordprocessingDrawing" xmlns:w10="urn:schemas-microsoft-com:office:word" xmlns:w="http://schemas.openxmlformats.org/wordprocessingml/2006/main" xmlns:w14="http://schemas.microsoft.com/office/word/2010/wordml" xmlns:w15="http://schemas.microsoft.com/office/word/2012/wordml" xmlns:w16cex="http://schemas.microsoft.com/office/word/2018/wordml/cex" xmlns:w16cid="http://schemas.microsoft.com/office/word/2016/wordml/cid" xmlns:w16="http://schemas.microsoft.com/office/word/2018/wordml" xmlns:w16du="http://schemas.microsoft.com/office/word/2023/wordml/word16du" xmlns:w16sdtdh="http://schemas.microsoft.com/office/word/2020/wordml/sdtdatahash" xmlns:w16sdtfl="http://schemas.microsoft.com/office/word/2024/wordml/sdtformatlock" xmlns:w16se="http://schemas.microsoft.com/office/word/2015/wordml/symex" xmlns:wpg="http://schemas.microsoft.com/office/word/2010/wordprocessingGroup" xmlns:wpi="http://schemas.microsoft.com/office/word/2010/wordprocessingInk" xmlns:wne="http://schemas.microsoft.com/office/word/2006/wordml" xmlns:wps="http://schemas.microsoft.com/office/word/2010/wordprocessingShape" mc:Ignorable="w14 w15 w16se w16cid w16 w16cex w16sdtdh w16sdtfl w16du wp14">
   <w:p>
     <w:pPr>
       <w:pStyle w:val="Header"/>
@@ -4224,7 +4146,7 @@
 </file>
 
 <file path=word/header2.xml><?xml version="1.0" encoding="utf-8"?>
-<w:hdr xmlns:wpc="http://schemas.microsoft.com/office/word/2010/wordprocessingCanvas" xmlns:mc="http://schemas.openxmlformats.org/markup-compatibility/2006" xmlns:o="urn:schemas-microsoft-com:office:office" xmlns:r="http://schemas.openxmlformats.org/officeDocument/2006/relationships" xmlns:m="http://schemas.openxmlformats.org/officeDocument/2006/math" xmlns:v="urn:schemas-microsoft-com:vml" xmlns:wp14="http://schemas.microsoft.com/office/word/2010/wordprocessingDrawing" xmlns:wp="http://schemas.openxmlformats.org/drawingml/2006/wordprocessingDrawing" xmlns:w10="urn:schemas-microsoft-com:office:word" xmlns:w="http://schemas.openxmlformats.org/wordprocessingml/2006/main" xmlns:w14="http://schemas.microsoft.com/office/word/2010/wordml" xmlns:w15="http://schemas.microsoft.com/office/word/2012/wordml" xmlns:wpg="http://schemas.microsoft.com/office/word/2010/wordprocessingGroup" xmlns:wpi="http://schemas.microsoft.com/office/word/2010/wordprocessingInk" xmlns:wne="http://schemas.microsoft.com/office/word/2006/wordml" xmlns:wps="http://schemas.microsoft.com/office/word/2010/wordprocessingShape" mc:Ignorable="w14 w15 wp14">
+<w:hdr xmlns:wpc="http://schemas.microsoft.com/office/word/2010/wordprocessingCanvas" xmlns:cx="http://schemas.microsoft.com/office/drawing/2014/chartex" xmlns:cx1="http://schemas.microsoft.com/office/drawing/2015/9/8/chartex" xmlns:cx2="http://schemas.microsoft.com/office/drawing/2015/10/21/chartex" xmlns:cx3="http://schemas.microsoft.com/office/drawing/2016/5/9/chartex" xmlns:cx4="http://schemas.microsoft.com/office/drawing/2016/5/10/chartex" xmlns:cx5="http://schemas.microsoft.com/office/drawing/2016/5/11/chartex" xmlns:cx6="http://schemas.microsoft.com/office/drawing/2016/5/12/chartex" xmlns:cx7="http://schemas.microsoft.com/office/drawing/2016/5/13/chartex" xmlns:cx8="http://schemas.microsoft.com/office/drawing/2016/5/14/chartex" xmlns:mc="http://schemas.openxmlformats.org/markup-compatibility/2006" xmlns:aink="http://schemas.microsoft.com/office/drawing/2016/ink" xmlns:am3d="http://schemas.microsoft.com/office/drawing/2017/model3d" xmlns:o="urn:schemas-microsoft-com:office:office" xmlns:oel="http://schemas.microsoft.com/office/2019/extlst" xmlns:r="http://schemas.openxmlformats.org/officeDocument/2006/relationships" xmlns:m="http://schemas.openxmlformats.org/officeDocument/2006/math" xmlns:v="urn:schemas-microsoft-com:vml" xmlns:wp14="http://schemas.microsoft.com/office/word/2010/wordprocessingDrawing" xmlns:wp="http://schemas.openxmlformats.org/drawingml/2006/wordprocessingDrawing" xmlns:w10="urn:schemas-microsoft-com:office:word" xmlns:w="http://schemas.openxmlformats.org/wordprocessingml/2006/main" xmlns:w14="http://schemas.microsoft.com/office/word/2010/wordml" xmlns:w15="http://schemas.microsoft.com/office/word/2012/wordml" xmlns:w16cex="http://schemas.microsoft.com/office/word/2018/wordml/cex" xmlns:w16cid="http://schemas.microsoft.com/office/word/2016/wordml/cid" xmlns:w16="http://schemas.microsoft.com/office/word/2018/wordml" xmlns:w16du="http://schemas.microsoft.com/office/word/2023/wordml/word16du" xmlns:w16sdtdh="http://schemas.microsoft.com/office/word/2020/wordml/sdtdatahash" xmlns:w16sdtfl="http://schemas.microsoft.com/office/word/2024/wordml/sdtformatlock" xmlns:w16se="http://schemas.microsoft.com/office/word/2015/wordml/symex" xmlns:wpg="http://schemas.microsoft.com/office/word/2010/wordprocessingGroup" xmlns:wpi="http://schemas.microsoft.com/office/word/2010/wordprocessingInk" xmlns:wne="http://schemas.microsoft.com/office/word/2006/wordml" xmlns:wps="http://schemas.microsoft.com/office/word/2010/wordprocessingShape" mc:Ignorable="w14 w15 w16se w16cid w16 w16cex w16sdtdh w16sdtfl w16du wp14">
   <w:p>
     <w:pPr>
       <w:pStyle w:val="Header"/>
@@ -4255,7 +4177,7 @@
 </file>
 
 <file path=word/header3.xml><?xml version="1.0" encoding="utf-8"?>
-<w:hdr xmlns:wpc="http://schemas.microsoft.com/office/word/2010/wordprocessingCanvas" xmlns:mc="http://schemas.openxmlformats.org/markup-compatibility/2006" xmlns:o="urn:schemas-microsoft-com:office:office" xmlns:r="http://schemas.openxmlformats.org/officeDocument/2006/relationships" xmlns:m="http://schemas.openxmlformats.org/officeDocument/2006/math" xmlns:v="urn:schemas-microsoft-com:vml" xmlns:wp14="http://schemas.microsoft.com/office/word/2010/wordprocessingDrawing" xmlns:wp="http://schemas.openxmlformats.org/drawingml/2006/wordprocessingDrawing" xmlns:w10="urn:schemas-microsoft-com:office:word" xmlns:w="http://schemas.openxmlformats.org/wordprocessingml/2006/main" xmlns:w14="http://schemas.microsoft.com/office/word/2010/wordml" xmlns:w15="http://schemas.microsoft.com/office/word/2012/wordml" xmlns:wpg="http://schemas.microsoft.com/office/word/2010/wordprocessingGroup" xmlns:wpi="http://schemas.microsoft.com/office/word/2010/wordprocessingInk" xmlns:wne="http://schemas.microsoft.com/office/word/2006/wordml" xmlns:wps="http://schemas.microsoft.com/office/word/2010/wordprocessingShape" mc:Ignorable="w14 w15 wp14">
+<w:hdr xmlns:wpc="http://schemas.microsoft.com/office/word/2010/wordprocessingCanvas" xmlns:cx="http://schemas.microsoft.com/office/drawing/2014/chartex" xmlns:cx1="http://schemas.microsoft.com/office/drawing/2015/9/8/chartex" xmlns:cx2="http://schemas.microsoft.com/office/drawing/2015/10/21/chartex" xmlns:cx3="http://schemas.microsoft.com/office/drawing/2016/5/9/chartex" xmlns:cx4="http://schemas.microsoft.com/office/drawing/2016/5/10/chartex" xmlns:cx5="http://schemas.microsoft.com/office/drawing/2016/5/11/chartex" xmlns:cx6="http://schemas.microsoft.com/office/drawing/2016/5/12/chartex" xmlns:cx7="http://schemas.microsoft.com/office/drawing/2016/5/13/chartex" xmlns:cx8="http://schemas.microsoft.com/office/drawing/2016/5/14/chartex" xmlns:mc="http://schemas.openxmlformats.org/markup-compatibility/2006" xmlns:aink="http://schemas.microsoft.com/office/drawing/2016/ink" xmlns:am3d="http://schemas.microsoft.com/office/drawing/2017/model3d" xmlns:o="urn:schemas-microsoft-com:office:office" xmlns:oel="http://schemas.microsoft.com/office/2019/extlst" xmlns:r="http://schemas.openxmlformats.org/officeDocument/2006/relationships" xmlns:m="http://schemas.openxmlformats.org/officeDocument/2006/math" xmlns:v="urn:schemas-microsoft-com:vml" xmlns:wp14="http://schemas.microsoft.com/office/word/2010/wordprocessingDrawing" xmlns:wp="http://schemas.openxmlformats.org/drawingml/2006/wordprocessingDrawing" xmlns:w10="urn:schemas-microsoft-com:office:word" xmlns:w="http://schemas.openxmlformats.org/wordprocessingml/2006/main" xmlns:w14="http://schemas.microsoft.com/office/word/2010/wordml" xmlns:w15="http://schemas.microsoft.com/office/word/2012/wordml" xmlns:w16cex="http://schemas.microsoft.com/office/word/2018/wordml/cex" xmlns:w16cid="http://schemas.microsoft.com/office/word/2016/wordml/cid" xmlns:w16="http://schemas.microsoft.com/office/word/2018/wordml" xmlns:w16du="http://schemas.microsoft.com/office/word/2023/wordml/word16du" xmlns:w16sdtdh="http://schemas.microsoft.com/office/word/2020/wordml/sdtdatahash" xmlns:w16sdtfl="http://schemas.microsoft.com/office/word/2024/wordml/sdtformatlock" xmlns:w16se="http://schemas.microsoft.com/office/word/2015/wordml/symex" xmlns:wpg="http://schemas.microsoft.com/office/word/2010/wordprocessingGroup" xmlns:wpi="http://schemas.microsoft.com/office/word/2010/wordprocessingInk" xmlns:wne="http://schemas.microsoft.com/office/word/2006/wordml" xmlns:wps="http://schemas.microsoft.com/office/word/2010/wordprocessingShape" mc:Ignorable="w14 w15 w16se w16cid w16 w16cex w16sdtdh w16sdtfl w16du wp14">
   <w:p>
     <w:pPr>
       <w:pStyle w:val="Footer"/>
@@ -4296,16 +4218,7 @@
         <w:i/>
         <w:lang w:val="en-CA"/>
       </w:rPr>
-      <w:t xml:space="preserve"> World Congress on Electrical Engineering and Co</w:t>
-    </w:r>
-    <w:bookmarkStart w:id="3" w:name="_GoBack"/>
-    <w:bookmarkEnd w:id="3"/>
-    <w:r>
-      <w:rPr>
-        <w:i/>
-        <w:lang w:val="en-CA"/>
-      </w:rPr>
-      <w:t>mputer Systems and Sciences (</w:t>
+      <w:t xml:space="preserve"> World Congress on Electrical Engineering and Computer Systems and Sciences (</w:t>
     </w:r>
     <w:r>
       <w:rPr>
@@ -4412,7 +4325,7 @@
 </file>
 
 <file path=word/numbering.xml><?xml version="1.0" encoding="utf-8"?>
-<w:numbering xmlns:wpc="http://schemas.microsoft.com/office/word/2010/wordprocessingCanvas" xmlns:mc="http://schemas.openxmlformats.org/markup-compatibility/2006" xmlns:o="urn:schemas-microsoft-com:office:office" xmlns:r="http://schemas.openxmlformats.org/officeDocument/2006/relationships" xmlns:m="http://schemas.openxmlformats.org/officeDocument/2006/math" xmlns:v="urn:schemas-microsoft-com:vml" xmlns:wp14="http://schemas.microsoft.com/office/word/2010/wordprocessingDrawing" xmlns:wp="http://schemas.openxmlformats.org/drawingml/2006/wordprocessingDrawing" xmlns:w10="urn:schemas-microsoft-com:office:word" xmlns:w="http://schemas.openxmlformats.org/wordprocessingml/2006/main" xmlns:w14="http://schemas.microsoft.com/office/word/2010/wordml" xmlns:w15="http://schemas.microsoft.com/office/word/2012/wordml" xmlns:wpg="http://schemas.microsoft.com/office/word/2010/wordprocessingGroup" xmlns:wpi="http://schemas.microsoft.com/office/word/2010/wordprocessingInk" xmlns:wne="http://schemas.microsoft.com/office/word/2006/wordml" xmlns:wps="http://schemas.microsoft.com/office/word/2010/wordprocessingShape" mc:Ignorable="w14 w15 wp14">
+<w:numbering xmlns:wpc="http://schemas.microsoft.com/office/word/2010/wordprocessingCanvas" xmlns:cx="http://schemas.microsoft.com/office/drawing/2014/chartex" xmlns:cx1="http://schemas.microsoft.com/office/drawing/2015/9/8/chartex" xmlns:cx2="http://schemas.microsoft.com/office/drawing/2015/10/21/chartex" xmlns:cx3="http://schemas.microsoft.com/office/drawing/2016/5/9/chartex" xmlns:cx4="http://schemas.microsoft.com/office/drawing/2016/5/10/chartex" xmlns:cx5="http://schemas.microsoft.com/office/drawing/2016/5/11/chartex" xmlns:cx6="http://schemas.microsoft.com/office/drawing/2016/5/12/chartex" xmlns:cx7="http://schemas.microsoft.com/office/drawing/2016/5/13/chartex" xmlns:cx8="http://schemas.microsoft.com/office/drawing/2016/5/14/chartex" xmlns:mc="http://schemas.openxmlformats.org/markup-compatibility/2006" xmlns:aink="http://schemas.microsoft.com/office/drawing/2016/ink" xmlns:am3d="http://schemas.microsoft.com/office/drawing/2017/model3d" xmlns:o="urn:schemas-microsoft-com:office:office" xmlns:oel="http://schemas.microsoft.com/office/2019/extlst" xmlns:r="http://schemas.openxmlformats.org/officeDocument/2006/relationships" xmlns:m="http://schemas.openxmlformats.org/officeDocument/2006/math" xmlns:v="urn:schemas-microsoft-com:vml" xmlns:wp14="http://schemas.microsoft.com/office/word/2010/wordprocessingDrawing" xmlns:wp="http://schemas.openxmlformats.org/drawingml/2006/wordprocessingDrawing" xmlns:w10="urn:schemas-microsoft-com:office:word" xmlns:w="http://schemas.openxmlformats.org/wordprocessingml/2006/main" xmlns:w14="http://schemas.microsoft.com/office/word/2010/wordml" xmlns:w15="http://schemas.microsoft.com/office/word/2012/wordml" xmlns:w16cex="http://schemas.microsoft.com/office/word/2018/wordml/cex" xmlns:w16cid="http://schemas.microsoft.com/office/word/2016/wordml/cid" xmlns:w16="http://schemas.microsoft.com/office/word/2018/wordml" xmlns:w16du="http://schemas.microsoft.com/office/word/2023/wordml/word16du" xmlns:w16sdtdh="http://schemas.microsoft.com/office/word/2020/wordml/sdtdatahash" xmlns:w16sdtfl="http://schemas.microsoft.com/office/word/2024/wordml/sdtformatlock" xmlns:w16se="http://schemas.microsoft.com/office/word/2015/wordml/symex" xmlns:wpg="http://schemas.microsoft.com/office/word/2010/wordprocessingGroup" xmlns:wpi="http://schemas.microsoft.com/office/word/2010/wordprocessingInk" xmlns:wne="http://schemas.microsoft.com/office/word/2006/wordml" xmlns:wps="http://schemas.microsoft.com/office/word/2010/wordprocessingShape" mc:Ignorable="w14 w15 w16se w16cid w16 w16cex w16sdtdh w16sdtfl w16du wp14">
   <w:abstractNum w:abstractNumId="0" w15:restartNumberingAfterBreak="0">
     <w:nsid w:val="FFFFFF7C"/>
     <w:multiLevelType w:val="singleLevel"/>
@@ -4883,59 +4796,59 @@
       </w:pPr>
     </w:lvl>
   </w:abstractNum>
-  <w:num w:numId="1">
+  <w:num w:numId="1" w16cid:durableId="604851445">
     <w:abstractNumId w:val="11"/>
   </w:num>
-  <w:num w:numId="2">
+  <w:num w:numId="2" w16cid:durableId="331642574">
     <w:abstractNumId w:val="12"/>
   </w:num>
-  <w:num w:numId="3">
+  <w:num w:numId="3" w16cid:durableId="1004824127">
     <w:abstractNumId w:val="9"/>
   </w:num>
-  <w:num w:numId="4">
+  <w:num w:numId="4" w16cid:durableId="310912465">
     <w:abstractNumId w:val="7"/>
   </w:num>
-  <w:num w:numId="5">
+  <w:num w:numId="5" w16cid:durableId="861743319">
     <w:abstractNumId w:val="6"/>
   </w:num>
-  <w:num w:numId="6">
+  <w:num w:numId="6" w16cid:durableId="1332835422">
     <w:abstractNumId w:val="5"/>
   </w:num>
-  <w:num w:numId="7">
+  <w:num w:numId="7" w16cid:durableId="618294368">
     <w:abstractNumId w:val="4"/>
   </w:num>
-  <w:num w:numId="8">
+  <w:num w:numId="8" w16cid:durableId="862014130">
     <w:abstractNumId w:val="8"/>
   </w:num>
-  <w:num w:numId="9">
+  <w:num w:numId="9" w16cid:durableId="254291467">
     <w:abstractNumId w:val="3"/>
   </w:num>
-  <w:num w:numId="10">
+  <w:num w:numId="10" w16cid:durableId="1899389743">
     <w:abstractNumId w:val="2"/>
   </w:num>
-  <w:num w:numId="11">
+  <w:num w:numId="11" w16cid:durableId="1126587334">
     <w:abstractNumId w:val="1"/>
   </w:num>
-  <w:num w:numId="12">
+  <w:num w:numId="12" w16cid:durableId="546453813">
     <w:abstractNumId w:val="0"/>
   </w:num>
-  <w:num w:numId="13">
+  <w:num w:numId="13" w16cid:durableId="1541358716">
     <w:abstractNumId w:val="5"/>
   </w:num>
-  <w:num w:numId="14">
+  <w:num w:numId="14" w16cid:durableId="392318906">
     <w:abstractNumId w:val="10"/>
   </w:num>
-  <w:num w:numId="15">
+  <w:num w:numId="15" w16cid:durableId="2108426638">
     <w:abstractNumId w:val="11"/>
   </w:num>
-  <w:num w:numId="16">
+  <w:num w:numId="16" w16cid:durableId="1209410832">
     <w:abstractNumId w:val="5"/>
   </w:num>
 </w:numbering>
 </file>
 
 <file path=word/styles.xml><?xml version="1.0" encoding="utf-8"?>
-<w:styles xmlns:mc="http://schemas.openxmlformats.org/markup-compatibility/2006" xmlns:r="http://schemas.openxmlformats.org/officeDocument/2006/relationships" xmlns:w="http://schemas.openxmlformats.org/wordprocessingml/2006/main" xmlns:w14="http://schemas.microsoft.com/office/word/2010/wordml" xmlns:w15="http://schemas.microsoft.com/office/word/2012/wordml" mc:Ignorable="w14 w15">
+<w:styles xmlns:mc="http://schemas.openxmlformats.org/markup-compatibility/2006" xmlns:r="http://schemas.openxmlformats.org/officeDocument/2006/relationships" xmlns:w="http://schemas.openxmlformats.org/wordprocessingml/2006/main" xmlns:w14="http://schemas.microsoft.com/office/word/2010/wordml" xmlns:w15="http://schemas.microsoft.com/office/word/2012/wordml" xmlns:w16cex="http://schemas.microsoft.com/office/word/2018/wordml/cex" xmlns:w16cid="http://schemas.microsoft.com/office/word/2016/wordml/cid" xmlns:w16="http://schemas.microsoft.com/office/word/2018/wordml" xmlns:w16du="http://schemas.microsoft.com/office/word/2023/wordml/word16du" xmlns:w16sdtdh="http://schemas.microsoft.com/office/word/2020/wordml/sdtdatahash" xmlns:w16sdtfl="http://schemas.microsoft.com/office/word/2024/wordml/sdtformatlock" xmlns:w16se="http://schemas.microsoft.com/office/word/2015/wordml/symex" mc:Ignorable="w14 w15 w16se w16cid w16 w16cex w16sdtdh w16sdtfl w16du">
   <w:docDefaults>
     <w:rPrDefault>
       <w:rPr>
@@ -4945,7 +4858,7 @@
     </w:rPrDefault>
     <w:pPrDefault/>
   </w:docDefaults>
-  <w:latentStyles w:defLockedState="0" w:defUIPriority="0" w:defSemiHidden="0" w:defUnhideWhenUsed="0" w:defQFormat="0" w:count="371">
+  <w:latentStyles w:defLockedState="0" w:defUIPriority="0" w:defSemiHidden="0" w:defUnhideWhenUsed="0" w:defQFormat="0" w:count="376">
     <w:lsdException w:name="Normal" w:qFormat="1"/>
     <w:lsdException w:name="heading 1" w:qFormat="1"/>
     <w:lsdException w:name="heading 2" w:qFormat="1"/>
@@ -5310,6 +5223,11 @@
     <w:lsdException w:name="List Table 5 Dark Accent 6" w:uiPriority="50"/>
     <w:lsdException w:name="List Table 6 Colorful Accent 6" w:uiPriority="51"/>
     <w:lsdException w:name="List Table 7 Colorful Accent 6" w:uiPriority="52"/>
+    <w:lsdException w:name="Mention" w:semiHidden="1" w:uiPriority="99" w:unhideWhenUsed="1"/>
+    <w:lsdException w:name="Smart Hyperlink" w:semiHidden="1" w:uiPriority="99" w:unhideWhenUsed="1"/>
+    <w:lsdException w:name="Hashtag" w:semiHidden="1" w:uiPriority="99" w:unhideWhenUsed="1"/>
+    <w:lsdException w:name="Unresolved Mention" w:semiHidden="1" w:uiPriority="99" w:unhideWhenUsed="1"/>
+    <w:lsdException w:name="Smart Link" w:semiHidden="1" w:uiPriority="99" w:unhideWhenUsed="1"/>
   </w:latentStyles>
   <w:style w:type="paragraph" w:default="1" w:styleId="Normal">
     <w:name w:val="Normal"/>
